--- a/vvdn/mosfets/depletion-mode/README.docx
+++ b/vvdn/mosfets/depletion-mode/README.docx
@@ -69,22 +69,7 @@
           <w:color w:val="282C34"/>
           <w:sz w:val="21"/>
         </w:rPr>
-        <w:t xml:space="preserve"> at zero gate-to-source bias (</w:t>
-      </w:r>
-      <w:r>
-        <w:rPr>
-          <w:i/>
-          <w:color w:val="145AA0"/>
-          <w:sz w:val="21"/>
-        </w:rPr>
-        <w:t>V_{GS = 0\,V</w:t>
-      </w:r>
-      <w:r>
-        <w:rPr>
-          <w:color w:val="282C34"/>
-          <w:sz w:val="21"/>
-        </w:rPr>
-        <w:t>). Unlike enhancement-mode devices where a channel must be electrostatically induced, a depletion MOSFET features a physically doped semiconductor conduction channel formed during fabrication between the Source and Drain.</w:t>
+        <w:t xml:space="preserve"> at zero gate-to-source bias (V_GS = 0 V). Unlike enhancement-mode devices where a channel must be electrostatically induced, a depletion MOSFET features a physically doped semiconductor conduction channel formed during fabrication between the Source and Drain.</w:t>
       </w:r>
     </w:p>
     <w:p>
@@ -211,7 +196,7 @@
           <w:color w:val="282C34"/>
           <w:sz w:val="21"/>
         </w:rPr>
-        <w:t>Depletion Mode ($V_{GS} &lt; 0\,\text{V}$ for N-Channel)</w:t>
+        <w:t>Depletion Mode (V_GS &lt; 0 V for N-Channel)</w:t>
       </w:r>
       <w:r>
         <w:rPr>
@@ -232,22 +217,7 @@
           <w:color w:val="282C34"/>
           <w:sz w:val="21"/>
         </w:rPr>
-        <w:t xml:space="preserve">Applying a negative voltage to the gate repels electrons away from the oxide interface, squeezing and depleting the pre-existing </w:t>
-      </w:r>
-      <w:r>
-        <w:rPr>
-          <w:i/>
-          <w:color w:val="145AA0"/>
-          <w:sz w:val="21"/>
-        </w:rPr>
-        <w:t>n</w:t>
-      </w:r>
-      <w:r>
-        <w:rPr>
-          <w:color w:val="282C34"/>
-          <w:sz w:val="21"/>
-        </w:rPr>
-        <w:t>-channel.</w:t>
+        <w:t>Applying a negative voltage to the gate repels electrons away from the oxide interface, squeezing and depleting the pre-existing n-channel.</w:t>
       </w:r>
     </w:p>
     <w:p>
@@ -261,22 +231,7 @@
           <w:color w:val="282C34"/>
           <w:sz w:val="21"/>
         </w:rPr>
-        <w:t xml:space="preserve">When </w:t>
-      </w:r>
-      <w:r>
-        <w:rPr>
-          <w:i/>
-          <w:color w:val="145AA0"/>
-          <w:sz w:val="21"/>
-        </w:rPr>
-        <w:t>V_{GS ≤ V_{GS(off)</w:t>
-      </w:r>
-      <w:r>
-        <w:rPr>
-          <w:color w:val="282C34"/>
-          <w:sz w:val="21"/>
-        </w:rPr>
-        <w:t xml:space="preserve"> (the </w:t>
+        <w:t xml:space="preserve">When V_GS &lt;= V_GS(off) (the </w:t>
       </w:r>
       <w:r>
         <w:rPr>
@@ -291,37 +246,7 @@
           <w:color w:val="282C34"/>
           <w:sz w:val="21"/>
         </w:rPr>
-        <w:t xml:space="preserve">, typically </w:t>
-      </w:r>
-      <w:r>
-        <w:rPr>
-          <w:i/>
-          <w:color w:val="145AA0"/>
-          <w:sz w:val="21"/>
-        </w:rPr>
-        <w:t>-1.5\,V \dots -5.0\,V</w:t>
-      </w:r>
-      <w:r>
-        <w:rPr>
-          <w:color w:val="282C34"/>
-          <w:sz w:val="21"/>
-        </w:rPr>
-        <w:t>), the channel is completely depleted of free electrons, choking off drain current (</w:t>
-      </w:r>
-      <w:r>
-        <w:rPr>
-          <w:i/>
-          <w:color w:val="145AA0"/>
-          <w:sz w:val="21"/>
-        </w:rPr>
-        <w:t>I_D \approx 0</w:t>
-      </w:r>
-      <w:r>
-        <w:rPr>
-          <w:color w:val="282C34"/>
-          <w:sz w:val="21"/>
-        </w:rPr>
-        <w:t>).</w:t>
+        <w:t>, typically -1.5 V ... -5.0 V), the channel is completely depleted of free electrons, choking off drain current (I_D ≈ 0).</w:t>
       </w:r>
     </w:p>
     <w:p>
@@ -336,7 +261,7 @@
           <w:color w:val="282C34"/>
           <w:sz w:val="21"/>
         </w:rPr>
-        <w:t>Zero Bias ($V_{GS} = 0\,\text{V}$)</w:t>
+        <w:t>Zero Bias (V_GS = 0 V)</w:t>
       </w:r>
       <w:r>
         <w:rPr>
@@ -357,22 +282,7 @@
           <w:color w:val="282C34"/>
           <w:sz w:val="21"/>
         </w:rPr>
-        <w:t xml:space="preserve">The device conducts naturally with drain saturation current </w:t>
-      </w:r>
-      <w:r>
-        <w:rPr>
-          <w:i/>
-          <w:color w:val="145AA0"/>
-          <w:sz w:val="21"/>
-        </w:rPr>
-        <w:t>I_{DSS</w:t>
-      </w:r>
-      <w:r>
-        <w:rPr>
-          <w:color w:val="282C34"/>
-          <w:sz w:val="21"/>
-        </w:rPr>
-        <w:t>.</w:t>
+        <w:t>The device conducts naturally with drain saturation current I_DSS.</w:t>
       </w:r>
     </w:p>
     <w:p>
@@ -387,7 +297,7 @@
           <w:color w:val="282C34"/>
           <w:sz w:val="21"/>
         </w:rPr>
-        <w:t>Enhancement Mode ($V_{GS} &gt; 0\,\text{V}$ for N-Channel)</w:t>
+        <w:t>Enhancement Mode (V_GS &gt; 0 V for N-Channel)</w:t>
       </w:r>
       <w:r>
         <w:rPr>
@@ -408,37 +318,7 @@
           <w:color w:val="282C34"/>
           <w:sz w:val="21"/>
         </w:rPr>
-        <w:t xml:space="preserve">If the gate is driven positively, additional electrons are attracted into the already conductive channel, further decreasing </w:t>
-      </w:r>
-      <w:r>
-        <w:rPr>
-          <w:i/>
-          <w:color w:val="145AA0"/>
-          <w:sz w:val="21"/>
-        </w:rPr>
-        <w:t>R_{DS(on)</w:t>
-      </w:r>
-      <w:r>
-        <w:rPr>
-          <w:color w:val="282C34"/>
-          <w:sz w:val="21"/>
-        </w:rPr>
-        <w:t xml:space="preserve"> and increasing current capacity beyond </w:t>
-      </w:r>
-      <w:r>
-        <w:rPr>
-          <w:i/>
-          <w:color w:val="145AA0"/>
-          <w:sz w:val="21"/>
-        </w:rPr>
-        <w:t>I_{DSS</w:t>
-      </w:r>
-      <w:r>
-        <w:rPr>
-          <w:color w:val="282C34"/>
-          <w:sz w:val="21"/>
-        </w:rPr>
-        <w:t>.</w:t>
+        <w:t>If the gate is driven positively, additional electrons are attracted into the already conductive channel, further decreasing R_DS(on) and increasing current capacity beyond I_DSS.</w:t>
       </w:r>
     </w:p>
     <w:p>
@@ -552,50 +432,53 @@
           <w:color w:val="282C34"/>
           <w:sz w:val="21"/>
         </w:rPr>
-        <w:t>In the saturation region (</w:t>
-      </w:r>
-      <w:r>
-        <w:rPr>
-          <w:i/>
-          <w:color w:val="145AA0"/>
-          <w:sz w:val="21"/>
-        </w:rPr>
-        <w:t>V_{DS ≥ V_{GS - V_{GS(off)</w:t>
-      </w:r>
-      <w:r>
-        <w:rPr>
-          <w:color w:val="282C34"/>
-          <w:sz w:val="21"/>
-        </w:rPr>
-        <w:t>):</w:t>
+        <w:t>In the saturation region (V_DS &gt;= V_GS - V_GS(off)):</w:t>
       </w:r>
     </w:p>
-    <w:p>
-      <w:pPr>
-        <w:spacing w:after="80"/>
-      </w:pPr>
-      <w:r>
-        <w:rPr>
-          <w:i/>
-          <w:color w:val="145AA0"/>
-          <w:sz w:val="21"/>
-        </w:rPr>
-      </w:r>
-      <w:r>
-        <w:rPr>
-          <w:color w:val="282C34"/>
-          <w:sz w:val="21"/>
-        </w:rPr>
-        <w:t>I_D = I_{DSS} \left( 1 - \frac{V_{GS}}{V_{GS(off)}} \right)^2</w:t>
-      </w:r>
-      <w:r>
-        <w:rPr>
-          <w:i/>
-          <w:color w:val="145AA0"/>
-          <w:sz w:val="21"/>
-        </w:rPr>
-      </w:r>
-    </w:p>
+    <w:tbl>
+      <w:tblPr>
+        <w:tblW w:type="auto" w:w="0"/>
+        <w:jc w:val="center"/>
+        <w:tblLook w:firstColumn="1" w:firstRow="1" w:lastColumn="0" w:lastRow="0" w:noHBand="0" w:noVBand="1" w:val="04A0"/>
+      </w:tblPr>
+      <w:tblGrid>
+        <w:gridCol w:w="9792"/>
+      </w:tblGrid>
+      <w:tr>
+        <w:tc>
+          <w:tcPr>
+            <w:tcW w:type="dxa" w:w="9792"/>
+            <w:shd w:fill="F5F6F8"/>
+            <w:tcMar>
+              <w:top w:w="80" w:type="dxa"/>
+              <w:bottom w:w="80" w:type="dxa"/>
+              <w:left w:w="140" w:type="dxa"/>
+              <w:right w:w="140" w:type="dxa"/>
+            </w:tcMar>
+            <w:tcBorders>
+              <w:left w:val="single" w:sz="18" w:space="0" w:color="CBD5E0"/>
+              <w:top w:val="none"/>
+              <w:right w:val="none"/>
+              <w:bottom w:val="none"/>
+            </w:tcBorders>
+          </w:tcPr>
+          <w:p>
+            <w:pPr>
+              <w:spacing w:line="240" w:lineRule="auto" w:after="0"/>
+            </w:pPr>
+            <w:r>
+              <w:rPr>
+                <w:rFonts w:ascii="Consolas" w:hAnsi="Consolas"/>
+                <w:color w:val="2D3748"/>
+                <w:sz w:val="18"/>
+              </w:rPr>
+              <w:t>I_D = I_DSS * [ 1 - (V_GS / V_GS(off)) ]^2</w:t>
+            </w:r>
+          </w:p>
+        </w:tc>
+      </w:tr>
+    </w:tbl>
+    <w:p/>
     <w:p>
       <w:pPr>
         <w:spacing w:after="80"/>
@@ -616,33 +499,10 @@
       </w:pPr>
       <w:r>
         <w:rPr>
-          <w:i/>
-          <w:color w:val="145AA0"/>
-          <w:sz w:val="21"/>
-        </w:rPr>
-        <w:t>I_{DSS</w:t>
-      </w:r>
-      <w:r>
-        <w:rPr>
           <w:color w:val="282C34"/>
           <w:sz w:val="21"/>
         </w:rPr>
-        <w:t xml:space="preserve"> is the drain current at </w:t>
-      </w:r>
-      <w:r>
-        <w:rPr>
-          <w:i/>
-          <w:color w:val="145AA0"/>
-          <w:sz w:val="21"/>
-        </w:rPr>
-        <w:t>V_{GS = 0\,V</w:t>
-      </w:r>
-      <w:r>
-        <w:rPr>
-          <w:color w:val="282C34"/>
-          <w:sz w:val="21"/>
-        </w:rPr>
-        <w:t>.</w:t>
+        <w:t>I_D: Operating drain saturation current (A)</w:t>
       </w:r>
     </w:p>
     <w:p>
@@ -653,33 +513,38 @@
       </w:pPr>
       <w:r>
         <w:rPr>
-          <w:i/>
-          <w:color w:val="145AA0"/>
+          <w:color w:val="282C34"/>
           <w:sz w:val="21"/>
         </w:rPr>
-        <w:t>V_{GS(off)</w:t>
+        <w:t>I_DSS: Zero-bias drain saturation current at V_GS = 0V (A)</w:t>
       </w:r>
+    </w:p>
+    <w:p>
+      <w:pPr>
+        <w:pStyle w:val="ListBullet"/>
+        <w:spacing w:after="40"/>
+        <w:ind w:left="360"/>
+      </w:pPr>
       <w:r>
         <w:rPr>
           <w:color w:val="282C34"/>
           <w:sz w:val="21"/>
         </w:rPr>
-        <w:t xml:space="preserve"> (or </w:t>
+        <w:t>V_GS: Applied gate-to-source voltage (V)</w:t>
       </w:r>
-      <w:r>
-        <w:rPr>
-          <w:i/>
-          <w:color w:val="145AA0"/>
-          <w:sz w:val="21"/>
-        </w:rPr>
-        <w:t>V_P</w:t>
-      </w:r>
+    </w:p>
+    <w:p>
+      <w:pPr>
+        <w:pStyle w:val="ListBullet"/>
+        <w:spacing w:after="40"/>
+        <w:ind w:left="360"/>
+      </w:pPr>
       <w:r>
         <w:rPr>
           <w:color w:val="282C34"/>
           <w:sz w:val="21"/>
         </w:rPr>
-        <w:t>) is the gate-to-source cutoff threshold (negative for N-channel, positive for P-channel).</w:t>
+        <w:t>V_GS(off): Pinch-off cutoff voltage threshold (negative for N-channel, positive for P-channel) (V)</w:t>
       </w:r>
     </w:p>
     <w:p>
@@ -725,52 +590,7 @@
           <w:color w:val="282C34"/>
           <w:sz w:val="21"/>
         </w:rPr>
-        <w:t>In universal AC-DC power converters (</w:t>
-      </w:r>
-      <w:r>
-        <w:rPr>
-          <w:i/>
-          <w:color w:val="145AA0"/>
-          <w:sz w:val="21"/>
-        </w:rPr>
-        <w:t>85\,V_{AC \dots 265\,V_{AC</w:t>
-      </w:r>
-      <w:r>
-        <w:rPr>
-          <w:color w:val="282C34"/>
-          <w:sz w:val="21"/>
-        </w:rPr>
-        <w:t xml:space="preserve"> rectified to </w:t>
-      </w:r>
-      <w:r>
-        <w:rPr>
-          <w:i/>
-          <w:color w:val="145AA0"/>
-          <w:sz w:val="21"/>
-        </w:rPr>
-        <w:t>400\,V_{DC</w:t>
-      </w:r>
-      <w:r>
-        <w:rPr>
-          <w:color w:val="282C34"/>
-          <w:sz w:val="21"/>
-        </w:rPr>
-        <w:t>), high-value resistive bleeders (</w:t>
-      </w:r>
-      <w:r>
-        <w:rPr>
-          <w:i/>
-          <w:color w:val="145AA0"/>
-          <w:sz w:val="21"/>
-        </w:rPr>
-        <w:t>100\,k\Omega</w:t>
-      </w:r>
-      <w:r>
-        <w:rPr>
-          <w:color w:val="282C34"/>
-          <w:sz w:val="21"/>
-        </w:rPr>
-        <w:t xml:space="preserve">) waste continuous power during normal operation. A high-voltage depletion MOSFET (such as Supertex/Microchip DN2540) achieves </w:t>
+        <w:t xml:space="preserve">In universal AC-DC power converters (85 V_AC ... 265 V_AC rectified to 400 V_DC), high-value resistive bleeders (100 kΩ) waste continuous power during normal operation. A high-voltage depletion MOSFET (such as Supertex/Microchip DN2540) achieves </w:t>
       </w:r>
       <w:r>
         <w:rPr>
@@ -900,67 +720,7 @@
           <w:color w:val="282C34"/>
           <w:sz w:val="21"/>
         </w:rPr>
-        <w:t>: At initial power-on, the PWM IC is dead (</w:t>
-      </w:r>
-      <w:r>
-        <w:rPr>
-          <w:i/>
-          <w:color w:val="145AA0"/>
-          <w:sz w:val="21"/>
-        </w:rPr>
-        <w:t>V_{CC = 0\,V</w:t>
-      </w:r>
-      <w:r>
-        <w:rPr>
-          <w:color w:val="282C34"/>
-          <w:sz w:val="21"/>
-        </w:rPr>
-        <w:t xml:space="preserve">). The depletion MOSFET gate is at </w:t>
-      </w:r>
-      <w:r>
-        <w:rPr>
-          <w:i/>
-          <w:color w:val="145AA0"/>
-          <w:sz w:val="21"/>
-        </w:rPr>
-        <w:t>0\,V</w:t>
-      </w:r>
-      <w:r>
-        <w:rPr>
-          <w:color w:val="282C34"/>
-          <w:sz w:val="21"/>
-        </w:rPr>
-        <w:t xml:space="preserve"> (</w:t>
-      </w:r>
-      <w:r>
-        <w:rPr>
-          <w:i/>
-          <w:color w:val="145AA0"/>
-          <w:sz w:val="21"/>
-        </w:rPr>
-        <w:t>V_{GS = 0\,V</w:t>
-      </w:r>
-      <w:r>
-        <w:rPr>
-          <w:color w:val="282C34"/>
-          <w:sz w:val="21"/>
-        </w:rPr>
-        <w:t xml:space="preserve">), so it conducts immediately, acting as a current source charging the bulk </w:t>
-      </w:r>
-      <w:r>
-        <w:rPr>
-          <w:i/>
-          <w:color w:val="145AA0"/>
-          <w:sz w:val="21"/>
-        </w:rPr>
-        <w:t>V_{CC</w:t>
-      </w:r>
-      <w:r>
-        <w:rPr>
-          <w:color w:val="282C34"/>
-          <w:sz w:val="21"/>
-        </w:rPr>
-        <w:t xml:space="preserve"> capacitor.</w:t>
+        <w:t>: At initial power-on, the PWM IC is dead (V_CC = 0 V). The depletion MOSFET gate is at 0 V (V_GS = 0 V), so it conducts immediately, acting as a current source charging the bulk V_CC capacitor.</w:t>
       </w:r>
     </w:p>
     <w:p>
@@ -982,37 +742,7 @@
           <w:color w:val="282C34"/>
           <w:sz w:val="21"/>
         </w:rPr>
-        <w:t xml:space="preserve">: Once </w:t>
-      </w:r>
-      <w:r>
-        <w:rPr>
-          <w:i/>
-          <w:color w:val="145AA0"/>
-          <w:sz w:val="21"/>
-        </w:rPr>
-        <w:t>V_{CC</w:t>
-      </w:r>
-      <w:r>
-        <w:rPr>
-          <w:color w:val="282C34"/>
-          <w:sz w:val="21"/>
-        </w:rPr>
-        <w:t xml:space="preserve"> charges to the Under-Voltage Lockout threshold (</w:t>
-      </w:r>
-      <w:r>
-        <w:rPr>
-          <w:i/>
-          <w:color w:val="145AA0"/>
-          <w:sz w:val="21"/>
-        </w:rPr>
-        <w:t>V_{UVLO \approx 12\,V</w:t>
-      </w:r>
-      <w:r>
-        <w:rPr>
-          <w:color w:val="282C34"/>
-          <w:sz w:val="21"/>
-        </w:rPr>
-        <w:t>), the PWM controller starts switching and powers itself from an auxiliary transformer winding.</w:t>
+        <w:t>: Once V_CC charges to the Under-Voltage Lockout threshold (V_UVLO ≈ 12 V), the PWM controller starts switching and powers itself from an auxiliary transformer winding.</w:t>
       </w:r>
     </w:p>
     <w:p>
@@ -1034,50 +764,53 @@
           <w:color w:val="282C34"/>
           <w:sz w:val="21"/>
         </w:rPr>
-        <w:t xml:space="preserve">: The controller turns ON an auxiliary small-signal FET connected to the depletion MOSFET's gate, pulling the gate to ground while the source is at </w:t>
-      </w:r>
-      <w:r>
-        <w:rPr>
-          <w:i/>
-          <w:color w:val="145AA0"/>
-          <w:sz w:val="21"/>
-        </w:rPr>
-        <w:t>+12\,V</w:t>
-      </w:r>
-      <w:r>
-        <w:rPr>
-          <w:color w:val="282C34"/>
-          <w:sz w:val="21"/>
-        </w:rPr>
-        <w:t>. Thus:</w:t>
+        <w:t>: The controller turns ON an auxiliary small-signal FET connected to the depletion MOSFET's gate, pulling the gate to ground while the source is at +12 V. Thus:</w:t>
       </w:r>
     </w:p>
-    <w:p>
-      <w:pPr>
-        <w:spacing w:after="80"/>
-      </w:pPr>
-      <w:r>
-        <w:rPr>
-          <w:i/>
-          <w:color w:val="145AA0"/>
-          <w:sz w:val="21"/>
-        </w:rPr>
-      </w:r>
-      <w:r>
-        <w:rPr>
-          <w:color w:val="282C34"/>
-          <w:sz w:val="21"/>
-        </w:rPr>
-        <w:t>V_{GS} = V_G - V_S = 0\,\text{V} - 12\,\text{V} = -12\,\text{V} &lt; V_{GS(off)}</w:t>
-      </w:r>
-      <w:r>
-        <w:rPr>
-          <w:i/>
-          <w:color w:val="145AA0"/>
-          <w:sz w:val="21"/>
-        </w:rPr>
-      </w:r>
-    </w:p>
+    <w:tbl>
+      <w:tblPr>
+        <w:tblW w:type="auto" w:w="0"/>
+        <w:jc w:val="center"/>
+        <w:tblLook w:firstColumn="1" w:firstRow="1" w:lastColumn="0" w:lastRow="0" w:noHBand="0" w:noVBand="1" w:val="04A0"/>
+      </w:tblPr>
+      <w:tblGrid>
+        <w:gridCol w:w="9792"/>
+      </w:tblGrid>
+      <w:tr>
+        <w:tc>
+          <w:tcPr>
+            <w:tcW w:type="dxa" w:w="9792"/>
+            <w:shd w:fill="F5F6F8"/>
+            <w:tcMar>
+              <w:top w:w="80" w:type="dxa"/>
+              <w:bottom w:w="80" w:type="dxa"/>
+              <w:left w:w="140" w:type="dxa"/>
+              <w:right w:w="140" w:type="dxa"/>
+            </w:tcMar>
+            <w:tcBorders>
+              <w:left w:val="single" w:sz="18" w:space="0" w:color="CBD5E0"/>
+              <w:top w:val="none"/>
+              <w:right w:val="none"/>
+              <w:bottom w:val="none"/>
+            </w:tcBorders>
+          </w:tcPr>
+          <w:p>
+            <w:pPr>
+              <w:spacing w:line="240" w:lineRule="auto" w:after="0"/>
+            </w:pPr>
+            <w:r>
+              <w:rPr>
+                <w:rFonts w:ascii="Consolas" w:hAnsi="Consolas"/>
+                <w:color w:val="2D3748"/>
+                <w:sz w:val="18"/>
+              </w:rPr>
+              <w:t>V_GS = V_G - V_S = 0 V - 12 V = -12 V &lt; V_GS(off)</w:t>
+            </w:r>
+          </w:p>
+        </w:tc>
+      </w:tr>
+    </w:tbl>
+    <w:p/>
     <w:p>
       <w:pPr>
         <w:spacing w:after="80"/>
@@ -1087,37 +820,7 @@
           <w:color w:val="282C34"/>
           <w:sz w:val="21"/>
         </w:rPr>
-        <w:t>The depletion MOSFET is driven into total cutoff, drawing negligible leakage (</w:t>
-      </w:r>
-      <w:r>
-        <w:rPr>
-          <w:i/>
-          <w:color w:val="145AA0"/>
-          <w:sz w:val="21"/>
-        </w:rPr>
-        <w:t>&lt; 1\,µA</w:t>
-      </w:r>
-      <w:r>
-        <w:rPr>
-          <w:color w:val="282C34"/>
-          <w:sz w:val="21"/>
-        </w:rPr>
-        <w:t xml:space="preserve">) and reducing standby power to </w:t>
-      </w:r>
-      <w:r>
-        <w:rPr>
-          <w:i/>
-          <w:color w:val="145AA0"/>
-          <w:sz w:val="21"/>
-        </w:rPr>
-        <w:t>&lt; 5\,mW</w:t>
-      </w:r>
-      <w:r>
-        <w:rPr>
-          <w:color w:val="282C34"/>
-          <w:sz w:val="21"/>
-        </w:rPr>
-        <w:t xml:space="preserve"> to comply with Energy Star / EU CoC Tier 2 regulations.</w:t>
+        <w:t>The depletion MOSFET is driven into total cutoff, drawing negligible leakage (&lt; 1 µA) and reducing standby power to &lt; 5 mW to comply with Energy Star / EU CoC Tier 2 regulations.</w:t>
       </w:r>
     </w:p>
     <w:p>
@@ -1245,50 +948,53 @@
           <w:color w:val="282C34"/>
           <w:sz w:val="21"/>
         </w:rPr>
-        <w:t xml:space="preserve">Current flowing through </w:t>
-      </w:r>
-      <w:r>
-        <w:rPr>
-          <w:i/>
-          <w:color w:val="145AA0"/>
-          <w:sz w:val="21"/>
-        </w:rPr>
-        <w:t>R_{SET</w:t>
-      </w:r>
-      <w:r>
-        <w:rPr>
-          <w:color w:val="282C34"/>
-          <w:sz w:val="21"/>
-        </w:rPr>
-        <w:t xml:space="preserve"> generates a voltage drop:</w:t>
+        <w:t>Current flowing through R_SET generates a voltage drop:</w:t>
       </w:r>
     </w:p>
-    <w:p>
-      <w:pPr>
-        <w:spacing w:after="80"/>
-      </w:pPr>
-      <w:r>
-        <w:rPr>
-          <w:i/>
-          <w:color w:val="145AA0"/>
-          <w:sz w:val="21"/>
-        </w:rPr>
-      </w:r>
-      <w:r>
-        <w:rPr>
-          <w:color w:val="282C34"/>
-          <w:sz w:val="21"/>
-        </w:rPr>
-        <w:t>V_S = I_D \times R_{SET}</w:t>
-      </w:r>
-      <w:r>
-        <w:rPr>
-          <w:i/>
-          <w:color w:val="145AA0"/>
-          <w:sz w:val="21"/>
-        </w:rPr>
-      </w:r>
-    </w:p>
+    <w:tbl>
+      <w:tblPr>
+        <w:tblW w:type="auto" w:w="0"/>
+        <w:jc w:val="center"/>
+        <w:tblLook w:firstColumn="1" w:firstRow="1" w:lastColumn="0" w:lastRow="0" w:noHBand="0" w:noVBand="1" w:val="04A0"/>
+      </w:tblPr>
+      <w:tblGrid>
+        <w:gridCol w:w="9792"/>
+      </w:tblGrid>
+      <w:tr>
+        <w:tc>
+          <w:tcPr>
+            <w:tcW w:type="dxa" w:w="9792"/>
+            <w:shd w:fill="F5F6F8"/>
+            <w:tcMar>
+              <w:top w:w="80" w:type="dxa"/>
+              <w:bottom w:w="80" w:type="dxa"/>
+              <w:left w:w="140" w:type="dxa"/>
+              <w:right w:w="140" w:type="dxa"/>
+            </w:tcMar>
+            <w:tcBorders>
+              <w:left w:val="single" w:sz="18" w:space="0" w:color="CBD5E0"/>
+              <w:top w:val="none"/>
+              <w:right w:val="none"/>
+              <w:bottom w:val="none"/>
+            </w:tcBorders>
+          </w:tcPr>
+          <w:p>
+            <w:pPr>
+              <w:spacing w:line="240" w:lineRule="auto" w:after="0"/>
+            </w:pPr>
+            <w:r>
+              <w:rPr>
+                <w:rFonts w:ascii="Consolas" w:hAnsi="Consolas"/>
+                <w:color w:val="2D3748"/>
+                <w:sz w:val="18"/>
+              </w:rPr>
+              <w:t>V_S = I_D * R_SET</w:t>
+            </w:r>
+          </w:p>
+        </w:tc>
+      </w:tr>
+    </w:tbl>
+    <w:p/>
     <w:p>
       <w:pPr>
         <w:spacing w:after="80"/>
@@ -1298,65 +1004,53 @@
           <w:color w:val="282C34"/>
           <w:sz w:val="21"/>
         </w:rPr>
-        <w:t xml:space="preserve">Since the gate is tied to the lower end of </w:t>
-      </w:r>
-      <w:r>
-        <w:rPr>
-          <w:i/>
-          <w:color w:val="145AA0"/>
-          <w:sz w:val="21"/>
-        </w:rPr>
-        <w:t>R_{SET</w:t>
-      </w:r>
-      <w:r>
-        <w:rPr>
-          <w:color w:val="282C34"/>
-          <w:sz w:val="21"/>
-        </w:rPr>
-        <w:t xml:space="preserve">, </w:t>
-      </w:r>
-      <w:r>
-        <w:rPr>
-          <w:i/>
-          <w:color w:val="145AA0"/>
-          <w:sz w:val="21"/>
-        </w:rPr>
-        <w:t>V_G = 0\,V</w:t>
-      </w:r>
-      <w:r>
-        <w:rPr>
-          <w:color w:val="282C34"/>
-          <w:sz w:val="21"/>
-        </w:rPr>
-        <w:t xml:space="preserve"> relative to that node:</w:t>
+        <w:t>Since the gate is tied to the lower end of R_SET, V_G = 0 V relative to that node:</w:t>
       </w:r>
     </w:p>
-    <w:p>
-      <w:pPr>
-        <w:spacing w:after="80"/>
-      </w:pPr>
-      <w:r>
-        <w:rPr>
-          <w:i/>
-          <w:color w:val="145AA0"/>
-          <w:sz w:val="21"/>
-        </w:rPr>
-      </w:r>
-      <w:r>
-        <w:rPr>
-          <w:color w:val="282C34"/>
-          <w:sz w:val="21"/>
-        </w:rPr>
-        <w:t>V_{GS} = V_G - V_S = -I_D \times R_{SET}</w:t>
-      </w:r>
-      <w:r>
-        <w:rPr>
-          <w:i/>
-          <w:color w:val="145AA0"/>
-          <w:sz w:val="21"/>
-        </w:rPr>
-      </w:r>
-    </w:p>
+    <w:tbl>
+      <w:tblPr>
+        <w:tblW w:type="auto" w:w="0"/>
+        <w:jc w:val="center"/>
+        <w:tblLook w:firstColumn="1" w:firstRow="1" w:lastColumn="0" w:lastRow="0" w:noHBand="0" w:noVBand="1" w:val="04A0"/>
+      </w:tblPr>
+      <w:tblGrid>
+        <w:gridCol w:w="9792"/>
+      </w:tblGrid>
+      <w:tr>
+        <w:tc>
+          <w:tcPr>
+            <w:tcW w:type="dxa" w:w="9792"/>
+            <w:shd w:fill="F5F6F8"/>
+            <w:tcMar>
+              <w:top w:w="80" w:type="dxa"/>
+              <w:bottom w:w="80" w:type="dxa"/>
+              <w:left w:w="140" w:type="dxa"/>
+              <w:right w:w="140" w:type="dxa"/>
+            </w:tcMar>
+            <w:tcBorders>
+              <w:left w:val="single" w:sz="18" w:space="0" w:color="CBD5E0"/>
+              <w:top w:val="none"/>
+              <w:right w:val="none"/>
+              <w:bottom w:val="none"/>
+            </w:tcBorders>
+          </w:tcPr>
+          <w:p>
+            <w:pPr>
+              <w:spacing w:line="240" w:lineRule="auto" w:after="0"/>
+            </w:pPr>
+            <w:r>
+              <w:rPr>
+                <w:rFonts w:ascii="Consolas" w:hAnsi="Consolas"/>
+                <w:color w:val="2D3748"/>
+                <w:sz w:val="18"/>
+              </w:rPr>
+              <w:t>V_GS = V_G - V_S = -I_D * R_SET</w:t>
+            </w:r>
+          </w:p>
+        </w:tc>
+      </w:tr>
+    </w:tbl>
+    <w:p/>
     <w:p>
       <w:pPr>
         <w:spacing w:after="80"/>
@@ -1366,63 +1060,147 @@
           <w:color w:val="282C34"/>
           <w:sz w:val="21"/>
         </w:rPr>
-        <w:t xml:space="preserve">If </w:t>
-      </w:r>
-      <w:r>
-        <w:rPr>
-          <w:i/>
-          <w:color w:val="145AA0"/>
-          <w:sz w:val="21"/>
-        </w:rPr>
-        <w:t>I_D</w:t>
-      </w:r>
-      <w:r>
-        <w:rPr>
-          <w:color w:val="282C34"/>
-          <w:sz w:val="21"/>
-        </w:rPr>
-        <w:t xml:space="preserve"> attempts to surge due to an input voltage transient, </w:t>
-      </w:r>
-      <w:r>
-        <w:rPr>
-          <w:i/>
-          <w:color w:val="145AA0"/>
-          <w:sz w:val="21"/>
-        </w:rPr>
-        <w:t>V_{GS</w:t>
-      </w:r>
-      <w:r>
-        <w:rPr>
-          <w:color w:val="282C34"/>
-          <w:sz w:val="21"/>
-        </w:rPr>
-        <w:t xml:space="preserve"> becomes more negative, constricting the channel and forcing the current back down to the target setpoint:</w:t>
+        <w:t>If I_D attempts to surge due to an input voltage transient, V_GS becomes more negative, constricting the channel and forcing the current back down to the target setpoint:</w:t>
       </w:r>
     </w:p>
+    <w:tbl>
+      <w:tblPr>
+        <w:tblW w:type="auto" w:w="0"/>
+        <w:jc w:val="center"/>
+        <w:tblLook w:firstColumn="1" w:firstRow="1" w:lastColumn="0" w:lastRow="0" w:noHBand="0" w:noVBand="1" w:val="04A0"/>
+      </w:tblPr>
+      <w:tblGrid>
+        <w:gridCol w:w="9792"/>
+      </w:tblGrid>
+      <w:tr>
+        <w:tc>
+          <w:tcPr>
+            <w:tcW w:type="dxa" w:w="9792"/>
+            <w:shd w:fill="F5F6F8"/>
+            <w:tcMar>
+              <w:top w:w="80" w:type="dxa"/>
+              <w:bottom w:w="80" w:type="dxa"/>
+              <w:left w:w="140" w:type="dxa"/>
+              <w:right w:w="140" w:type="dxa"/>
+            </w:tcMar>
+            <w:tcBorders>
+              <w:left w:val="single" w:sz="18" w:space="0" w:color="CBD5E0"/>
+              <w:top w:val="none"/>
+              <w:right w:val="none"/>
+              <w:bottom w:val="none"/>
+            </w:tcBorders>
+          </w:tcPr>
+          <w:p>
+            <w:pPr>
+              <w:spacing w:line="240" w:lineRule="auto" w:after="0"/>
+            </w:pPr>
+            <w:r>
+              <w:rPr>
+                <w:rFonts w:ascii="Consolas" w:hAnsi="Consolas"/>
+                <w:color w:val="2D3748"/>
+                <w:sz w:val="18"/>
+              </w:rPr>
+              <w:t>I_D = [ |V_GS(off)| * (1 - sqrt(I_D / I_DSS)) ] / R_SET</w:t>
+            </w:r>
+          </w:p>
+        </w:tc>
+      </w:tr>
+    </w:tbl>
+    <w:p/>
     <w:p>
       <w:pPr>
         <w:spacing w:after="80"/>
       </w:pPr>
       <w:r>
         <w:rPr>
-          <w:i/>
-          <w:color w:val="145AA0"/>
+          <w:color w:val="282C34"/>
           <w:sz w:val="21"/>
         </w:rPr>
+        <w:t>Where:</w:t>
       </w:r>
+    </w:p>
+    <w:p>
+      <w:pPr>
+        <w:pStyle w:val="ListBullet"/>
+        <w:spacing w:after="40"/>
+        <w:ind w:left="360"/>
+      </w:pPr>
       <w:r>
         <w:rPr>
           <w:color w:val="282C34"/>
           <w:sz w:val="21"/>
         </w:rPr>
-        <w:t>I_D = \frac{|V_{GS(off)}| \cdot \left(1 - \sqrt{I_D / I_{DSS}}\right)}{R_{SET}}</w:t>
+        <w:t>I_D: Regulated constant drain current delivered to the load (A)</w:t>
       </w:r>
+    </w:p>
+    <w:p>
+      <w:pPr>
+        <w:pStyle w:val="ListBullet"/>
+        <w:spacing w:after="40"/>
+        <w:ind w:left="360"/>
+      </w:pPr>
       <w:r>
         <w:rPr>
-          <w:i/>
-          <w:color w:val="145AA0"/>
+          <w:color w:val="282C34"/>
           <w:sz w:val="21"/>
         </w:rPr>
+        <w:t>|V_GS(off)|: Absolute pinch-off cutoff threshold voltage (V)</w:t>
+      </w:r>
+    </w:p>
+    <w:p>
+      <w:pPr>
+        <w:pStyle w:val="ListBullet"/>
+        <w:spacing w:after="40"/>
+        <w:ind w:left="360"/>
+      </w:pPr>
+      <w:r>
+        <w:rPr>
+          <w:color w:val="282C34"/>
+          <w:sz w:val="21"/>
+        </w:rPr>
+        <w:t>I_DSS: Zero-gate-bias saturation current (A)</w:t>
+      </w:r>
+    </w:p>
+    <w:p>
+      <w:pPr>
+        <w:pStyle w:val="ListBullet"/>
+        <w:spacing w:after="40"/>
+        <w:ind w:left="360"/>
+      </w:pPr>
+      <w:r>
+        <w:rPr>
+          <w:color w:val="282C34"/>
+          <w:sz w:val="21"/>
+        </w:rPr>
+        <w:t>R_SET: Source degeneration current-setting resistor (Ω)</w:t>
+      </w:r>
+    </w:p>
+    <w:p>
+      <w:pPr>
+        <w:pStyle w:val="ListBullet"/>
+        <w:spacing w:after="40"/>
+        <w:ind w:left="360"/>
+      </w:pPr>
+      <w:r>
+        <w:rPr>
+          <w:color w:val="282C34"/>
+          <w:sz w:val="21"/>
+        </w:rPr>
+        <w:t>V_S: Self-biasing voltage developed across R_SET, V_S = I_D * R_SET (V)</w:t>
+      </w:r>
+    </w:p>
+    <w:p>
+      <w:pPr>
+        <w:pStyle w:val="ListBullet"/>
+        <w:spacing w:after="40"/>
+        <w:ind w:left="360"/>
+      </w:pPr>
+      <w:r>
+        <w:rPr>
+          <w:color w:val="282C34"/>
+          <w:sz w:val="21"/>
+        </w:rPr>
+        <w:t>V_GS: Negative gate-to-source self-bias voltage, V_GS = -I_D * R_SET (V)</w:t>
       </w:r>
     </w:p>
     <w:p>
@@ -1567,11 +1345,10 @@
             <w:r>
               <w:rPr>
                 <w:b/>
-                <w:i/>
-                <w:color w:val="145AA0"/>
+                <w:color w:val="FFFFFF"/>
                 <w:sz w:val="19"/>
               </w:rPr>
-              <w:t>V_{DS(max)</w:t>
+              <w:t>V_DS(max)</w:t>
             </w:r>
           </w:p>
         </w:tc>
@@ -1594,11 +1371,10 @@
             <w:r>
               <w:rPr>
                 <w:b/>
-                <w:i/>
-                <w:color w:val="145AA0"/>
+                <w:color w:val="FFFFFF"/>
                 <w:sz w:val="19"/>
               </w:rPr>
-              <w:t>I_{DSS(min)</w:t>
+              <w:t>I_DSS(min)</w:t>
             </w:r>
           </w:p>
         </w:tc>
@@ -1621,19 +1397,10 @@
             <w:r>
               <w:rPr>
                 <w:b/>
-                <w:i/>
-                <w:color w:val="145AA0"/>
-                <w:sz w:val="19"/>
-              </w:rPr>
-              <w:t>V_{GS(off)</w:t>
-            </w:r>
-            <w:r>
-              <w:rPr>
-                <w:b/>
                 <w:color w:val="FFFFFF"/>
                 <w:sz w:val="19"/>
               </w:rPr>
-              <w:t xml:space="preserve"> Range</w:t>
+              <w:t>V_GS(off) Range</w:t>
             </w:r>
           </w:p>
         </w:tc>
@@ -1755,11 +1522,10 @@
             </w:pPr>
             <w:r>
               <w:rPr>
-                <w:i/>
-                <w:color w:val="145AA0"/>
+                <w:color w:val="282C34"/>
                 <w:sz w:val="18"/>
               </w:rPr>
-              <w:t>600\,V</w:t>
+              <w:t>600 V</w:t>
             </w:r>
           </w:p>
         </w:tc>
@@ -1780,11 +1546,10 @@
             </w:pPr>
             <w:r>
               <w:rPr>
-                <w:i/>
-                <w:color w:val="145AA0"/>
+                <w:color w:val="282C34"/>
                 <w:sz w:val="18"/>
               </w:rPr>
-              <w:t>30\,mA</w:t>
+              <w:t>30 mA</w:t>
             </w:r>
           </w:p>
         </w:tc>
@@ -1805,11 +1570,10 @@
             </w:pPr>
             <w:r>
               <w:rPr>
-                <w:i/>
-                <w:color w:val="145AA0"/>
+                <w:color w:val="282C34"/>
                 <w:sz w:val="18"/>
               </w:rPr>
-              <w:t>-1.4\,V \dots -2.1\,V</w:t>
+              <w:t>-1.4 V ... -2.1 V</w:t>
             </w:r>
           </w:p>
         </w:tc>
@@ -1933,11 +1697,10 @@
             </w:pPr>
             <w:r>
               <w:rPr>
-                <w:i/>
-                <w:color w:val="145AA0"/>
+                <w:color w:val="282C34"/>
                 <w:sz w:val="18"/>
               </w:rPr>
-              <w:t>600\,V</w:t>
+              <w:t>600 V</w:t>
             </w:r>
           </w:p>
         </w:tc>
@@ -1959,11 +1722,10 @@
             </w:pPr>
             <w:r>
               <w:rPr>
-                <w:i/>
-                <w:color w:val="145AA0"/>
+                <w:color w:val="282C34"/>
                 <w:sz w:val="18"/>
               </w:rPr>
-              <w:t>120\,mA</w:t>
+              <w:t>120 mA</w:t>
             </w:r>
           </w:p>
         </w:tc>
@@ -1985,11 +1747,10 @@
             </w:pPr>
             <w:r>
               <w:rPr>
-                <w:i/>
-                <w:color w:val="145AA0"/>
+                <w:color w:val="282C34"/>
                 <w:sz w:val="18"/>
               </w:rPr>
-              <w:t>-1.0\,V \dots -2.2\,V</w:t>
+              <w:t>-1.0 V ... -2.2 V</w:t>
             </w:r>
           </w:p>
         </w:tc>
@@ -2110,11 +1871,10 @@
             </w:pPr>
             <w:r>
               <w:rPr>
-                <w:i/>
-                <w:color w:val="145AA0"/>
+                <w:color w:val="282C34"/>
                 <w:sz w:val="18"/>
               </w:rPr>
-              <w:t>400\,V</w:t>
+              <w:t>400 V</w:t>
             </w:r>
           </w:p>
         </w:tc>
@@ -2135,11 +1895,10 @@
             </w:pPr>
             <w:r>
               <w:rPr>
-                <w:i/>
-                <w:color w:val="145AA0"/>
+                <w:color w:val="282C34"/>
                 <w:sz w:val="18"/>
               </w:rPr>
-              <w:t>150\,mA</w:t>
+              <w:t>150 mA</w:t>
             </w:r>
           </w:p>
         </w:tc>
@@ -2160,11 +1919,10 @@
             </w:pPr>
             <w:r>
               <w:rPr>
-                <w:i/>
-                <w:color w:val="145AA0"/>
+                <w:color w:val="282C34"/>
                 <w:sz w:val="18"/>
               </w:rPr>
-              <w:t>-1.5\,V \dots -3.5\,V</w:t>
+              <w:t>-1.5 V ... -3.5 V</w:t>
             </w:r>
           </w:p>
         </w:tc>
@@ -2288,11 +2046,10 @@
             </w:pPr>
             <w:r>
               <w:rPr>
-                <w:i/>
-                <w:color w:val="145AA0"/>
+                <w:color w:val="282C34"/>
                 <w:sz w:val="18"/>
               </w:rPr>
-              <w:t>500\,V</w:t>
+              <w:t>500 V</w:t>
             </w:r>
           </w:p>
         </w:tc>
@@ -2314,11 +2071,10 @@
             </w:pPr>
             <w:r>
               <w:rPr>
-                <w:i/>
-                <w:color w:val="145AA0"/>
+                <w:color w:val="282C34"/>
                 <w:sz w:val="18"/>
               </w:rPr>
-              <w:t>1.0\,mA</w:t>
+              <w:t>1.0 mA</w:t>
             </w:r>
           </w:p>
         </w:tc>
@@ -2340,11 +2096,10 @@
             </w:pPr>
             <w:r>
               <w:rPr>
-                <w:i/>
-                <w:color w:val="145AA0"/>
+                <w:color w:val="282C34"/>
                 <w:sz w:val="18"/>
               </w:rPr>
-              <w:t>-1.0\,V \dots -3.0\,V</w:t>
+              <w:t>-1.0 V ... -3.0 V</w:t>
             </w:r>
           </w:p>
         </w:tc>
@@ -2465,11 +2220,10 @@
             </w:pPr>
             <w:r>
               <w:rPr>
-                <w:i/>
-                <w:color w:val="145AA0"/>
+                <w:color w:val="282C34"/>
                 <w:sz w:val="18"/>
               </w:rPr>
-              <w:t>1200\,V</w:t>
+              <w:t>1200 V</w:t>
             </w:r>
           </w:p>
         </w:tc>
@@ -2490,11 +2244,10 @@
             </w:pPr>
             <w:r>
               <w:rPr>
-                <w:i/>
-                <w:color w:val="145AA0"/>
+                <w:color w:val="282C34"/>
                 <w:sz w:val="18"/>
               </w:rPr>
-              <w:t>200\,mA</w:t>
+              <w:t>200 mA</w:t>
             </w:r>
           </w:p>
         </w:tc>
@@ -2515,11 +2268,10 @@
             </w:pPr>
             <w:r>
               <w:rPr>
-                <w:i/>
-                <w:color w:val="145AA0"/>
+                <w:color w:val="282C34"/>
                 <w:sz w:val="18"/>
               </w:rPr>
-              <w:t>-2.0\,V \dots -4.5\,V</w:t>
+              <w:t>-2.0 V ... -4.5 V</w:t>
             </w:r>
           </w:p>
         </w:tc>
